--- a/仕様書.docx
+++ b/仕様書.docx
@@ -664,7 +664,7 @@
                 <w:sz w:val="20"/>
                 <w:szCs w:val="20"/>
               </w:rPr>
-              <w:t xml:space="preserve">8枚目</w:t>
+              <w:t xml:space="preserve">9枚目</w:t>
             </w:r>
           </w:p>
         </w:tc>

--- a/仕様書.docx
+++ b/仕様書.docx
@@ -115,7 +115,7 @@
                 <w:sz w:val="20"/>
                 <w:szCs w:val="20"/>
               </w:rPr>
-              <w:t xml:space="preserve">v1.3</w:t>
+              <w:t xml:space="preserve">v1.4</w:t>
             </w:r>
           </w:p>
         </w:tc>
@@ -400,7 +400,7 @@
         <w:rPr>
           <w:rFonts w:ascii="Meiryo" w:cs="Meiryo" w:eastAsia="Meiryo" w:hAnsi="Meiryo"/>
         </w:rPr>
-        <w:t xml:space="preserve">画像はファイル名の昇順で次のとおり解釈されます。</w:t>
+        <w:t xml:space="preserve">画像は次のとおり解釈されます。ファイル名の末尾に連番（例: 3099530_01.jpg〜3099530_14.jpg。「_08-」のような記号付きや「001」形式も可）がある場合はその番号で、連番が無い・重複している場合はファイル名の昇順で何枚目かを判定します。</w:t>
       </w:r>
     </w:p>
     <w:p>
@@ -790,7 +790,7 @@
         <w:rPr>
           <w:rFonts w:ascii="Meiryo" w:cs="Meiryo" w:eastAsia="Meiryo" w:hAnsi="Meiryo"/>
         </w:rPr>
-        <w:t xml:space="preserve">商品写真は必ず9枚としてください。9枚に満たない場合、以降の画像位置がずれ、コメントシールが読み取り対象から外れます。</w:t>
+        <w:t xml:space="preserve">商品写真は必ず9枚としてください。連番が無い場合、9枚に満たないと以降の画像位置がずれ、コメントシールが読み取り対象から外れます。</w:t>
       </w:r>
     </w:p>
     <w:p>
@@ -806,7 +806,7 @@
         <w:rPr>
           <w:rFonts w:ascii="Meiryo" w:cs="Meiryo" w:eastAsia="Meiryo" w:hAnsi="Meiryo"/>
         </w:rPr>
-        <w:t xml:space="preserve">AIが解析するのは最大8枚（正面・斜め・裏蓋・コメントシール最大5枚）です。</w:t>
+        <w:t xml:space="preserve">AIが解析するのは最大8枚（正面・斜め・裏蓋・コメントシール最大5枚）です。9枚目（裏蓋）の画像が無い商品は、処理ステータスに「裏蓋エラー（9枚目なし）」を記録します。この場合、型番・素材・防水は空欄となりますが、針数・異常内容などその他の項目は通常どおり出力されます。</w:t>
       </w:r>
     </w:p>
     <w:p>
@@ -6421,7 +6421,7 @@
         <w:rPr>
           <w:rFonts w:ascii="Meiryo" w:cs="Meiryo" w:eastAsia="Meiryo" w:hAnsi="Meiryo"/>
         </w:rPr>
-        <w:t xml:space="preserve">処理ステータスには「正常」、または「針数コメント無し」「カテゴリ未確定」「ブランド判読不可」等の警告/エラーが併記されます。人手確認対象を機械的に絞り込むための目印です。</w:t>
+        <w:t xml:space="preserve">処理ステータスには「正常」、または「針数コメント無し」「カテゴリ未確定」「ブランド判読不可」「裏蓋エラー（9枚目なし）」等の警告/エラーが併記されます。人手確認対象を機械的に絞り込むための目印です。</w:t>
       </w:r>
     </w:p>
     <w:p>
